--- a/docs/wifitrx_design_spec.docx
+++ b/docs/wifitrx_design_spec.docx
@@ -44,7 +44,7 @@
           <w:sz w:val="24"/>
           <w:szCs w:val="24"/>
         </w:rPr>
-        <w:t xml:space="preserve">wifitrx v0.1 — 仓库 wifi_trx_cal</w:t>
+        <w:t xml:space="preserve">wifitrx v0.5.6 — 仓库 wifi_trx_cal</w:t>
       </w:r>
     </w:p>
     <w:p>
@@ -58,7 +58,7 @@
           <w:sz w:val="22"/>
           <w:szCs w:val="22"/>
         </w:rPr>
-        <w:t xml:space="preserve">2026-07-29</w:t>
+        <w:t xml:space="preserve">2026-08-15</w:t>
       </w:r>
     </w:p>
     <w:p>
@@ -144,7 +144,7 @@
           <w:sz w:val="21"/>
           <w:szCs w:val="21"/>
         </w:rPr>
-        <w:t xml:space="preserve">RX 链:分档 LNA(增益/NF/IIP3)→ 级联热噪声一次性注入 → 无记忆非线性 + 可调 mixer IM2 → RX 相噪 + 晶振 CFO → 频变 IQ 解调 + 按档 DC → 可调 LPF → VGA/AGC → SCO 重采样 → ADC → 数字校正(DC 减、按档 w2、分数延迟)。</w:t>
+        <w:t xml:space="preserve">RX 链:分档 LNA(增益/NF/IIP3)→ 级联热噪声一次性注入 → 无记忆非线性 + 可调 mixer IM2 → RX 相噪 + 晶振 CFO → 频变 IQ 解调 + 按档 DC → [基带噪声注入] → 可调 LPF → VGA/AGC → [基带输出压缩] → SCO 重采样 → ADC → 数字校正(DC 减、按档 w2、分数延迟)。</w:t>
       </w:r>
     </w:p>
     <w:p>
@@ -519,7 +519,7 @@
                 <w:sz w:val="19"/>
                 <w:szCs w:val="19"/>
               </w:rPr>
-              <w:t xml:space="preserve">LO/PLL 相噪</w:t>
+              <w:t xml:space="preserve">模拟基带(显式)</w:t>
             </w:r>
           </w:p>
         </w:tc>
@@ -536,7 +536,7 @@
                 <w:sz w:val="19"/>
                 <w:szCs w:val="19"/>
               </w:rPr>
-              <w:t xml:space="preserve">查表(TabulatedPhase)/Leeson 剖面 → synth_from_psd 时域合成;frac-N 杂散注入(EFM1+DTC 机理预测)</w:t>
+              <w:t xml:space="preserve">输入参考噪声电压密度于 LPF 入口注入(经信道滤波器成形)+ VGA 输出参考压缩天花板(摆幅→OP1dB,OIP3=OP1dB+9.6 dB);有效 NF/IIP3 由级联式导出,AGC 门限随之重解</w:t>
             </w:r>
           </w:p>
         </w:tc>
@@ -553,7 +553,7 @@
                 <w:sz w:val="19"/>
                 <w:szCs w:val="19"/>
               </w:rPr>
-              <w:t xml:space="preserve">默认 WiFi7 级 IPN ≈ −44 dBc (0.4° rms)</w:t>
+              <w:t xml:space="preserve">6 nV/√Hz @50 Ω、1.0 Vpp——与 8 档表自洽的占位值,待电路数据;GUI 密度 5–40 nV/√Hz 可调;默认关闭</w:t>
             </w:r>
           </w:p>
         </w:tc>
@@ -572,7 +572,7 @@
                 <w:sz w:val="19"/>
                 <w:szCs w:val="19"/>
               </w:rPr>
-              <w:t xml:space="preserve">PA</w:t>
+              <w:t xml:space="preserve">LO/PLL 相噪</w:t>
             </w:r>
           </w:p>
         </w:tc>
@@ -589,7 +589,7 @@
                 <w:sz w:val="19"/>
                 <w:szCs w:val="19"/>
               </w:rPr>
-              <w:t xml:space="preserve">任意归一化模型的 dBm 封装 ScaledPA(对数扫描定 Psat/小信号增益平台);Saleh / Wiener-Hammerstein(HB CSV 导入)/ 温漂 DriftingScaledPA</w:t>
+              <w:t xml:space="preserve">查表(TabulatedPhase)/Leeson 剖面 → synth_from_psd 时域合成;frac-N 杂散注入(EFM1+DTC 机理预测)</w:t>
             </w:r>
           </w:p>
         </w:tc>
@@ -606,7 +606,7 @@
                 <w:sz w:val="19"/>
                 <w:szCs w:val="19"/>
               </w:rPr>
-              <w:t xml:space="preserve">增益 26 dB, Psat 28 dBm, PAE=0.35·sqrt(P/Psat), P1dB 导出量</w:t>
+              <w:t xml:space="preserve">默认按 PLL 抖动指标锚定:120 fs rms,IPN −46.9 dBc(10 kHz–100 MHz 积分,6 GHz 载频,0.26° rms)</w:t>
             </w:r>
           </w:p>
         </w:tc>
@@ -625,6 +625,59 @@
                 <w:sz w:val="19"/>
                 <w:szCs w:val="19"/>
               </w:rPr>
+              <w:t xml:space="preserve">PA</w:t>
+            </w:r>
+          </w:p>
+        </w:tc>
+        <w:tc>
+          <w:tcPr>
+            <w:tcW w:type="dxa" w:w="4600"/>
+          </w:tcPr>
+          <w:p>
+            <w:r>
+              <w:rPr>
+                <w:rFonts w:ascii="WenQuanYi Zen Hei" w:cs="WenQuanYi Zen Hei" w:eastAsia="WenQuanYi Zen Hei" w:hAnsi="WenQuanYi Zen Hei"/>
+                <w:b w:val="false"/>
+                <w:bCs w:val="false"/>
+                <w:sz w:val="19"/>
+                <w:szCs w:val="19"/>
+              </w:rPr>
+              <w:t xml:space="preserve">任意归一化模型的 dBm 封装 ScaledPA(对数扫描定 Psat/小信号增益平台);Saleh / Wiener-Hammerstein(HB CSV 导入)/ 温漂 DriftingScaledPA</w:t>
+            </w:r>
+          </w:p>
+        </w:tc>
+        <w:tc>
+          <w:tcPr>
+            <w:tcW w:type="dxa" w:w="3400"/>
+          </w:tcPr>
+          <w:p>
+            <w:r>
+              <w:rPr>
+                <w:rFonts w:ascii="WenQuanYi Zen Hei" w:cs="WenQuanYi Zen Hei" w:eastAsia="WenQuanYi Zen Hei" w:hAnsi="WenQuanYi Zen Hei"/>
+                <w:b w:val="false"/>
+                <w:bCs w:val="false"/>
+                <w:sz w:val="19"/>
+                <w:szCs w:val="19"/>
+              </w:rPr>
+              <w:t xml:space="preserve">增益 26 dB, Psat 28 dBm, PAE=0.35·sqrt(P/Psat), P1dB 导出量</w:t>
+            </w:r>
+          </w:p>
+        </w:tc>
+      </w:tr>
+      <w:tr>
+        <w:tc>
+          <w:tcPr>
+            <w:tcW w:type="dxa" w:w="1800"/>
+          </w:tcPr>
+          <w:p>
+            <w:r>
+              <w:rPr>
+                <w:rFonts w:ascii="WenQuanYi Zen Hei" w:cs="WenQuanYi Zen Hei" w:eastAsia="WenQuanYi Zen Hei" w:hAnsi="WenQuanYi Zen Hei"/>
+                <w:b w:val="false"/>
+                <w:bCs w:val="false"/>
+                <w:sz w:val="19"/>
+                <w:szCs w:val="19"/>
+              </w:rPr>
               <w:t xml:space="preserve">RX 前端</w:t>
             </w:r>
           </w:p>
@@ -642,7 +695,7 @@
                 <w:sz w:val="19"/>
                 <w:szCs w:val="19"/>
               </w:rPr>
-              <w:t xml:space="preserve">4 档 LNA(增益 36/24/12/0,NF 4.5–16,IIP3 −12…+14 dBm),级联 NF 一次性注入;无记忆 IIP3;可调 mixer IM2(trim 码零点 + 正交残余上限)</w:t>
+              <w:t xml:space="preserve">8 档 LNA(增益 37→−5 dB,NF 3.5→34 dB,IIP3 −20→+12 dBm;切换门限解自噪声-IM3 平衡点),级联 NF 一次性注入;无记忆 IIP3;可调 mixer IM2(trim 码零点 + 正交残余上限)</w:t>
             </w:r>
           </w:p>
         </w:tc>
@@ -1450,7 +1503,7 @@
                 <w:sz w:val="19"/>
                 <w:szCs w:val="19"/>
               </w:rPr>
-              <w:t xml:space="preserve">−39.8 dB</w:t>
+              <w:t xml:space="preserve">−41.1 dB(未校 −24.5)</w:t>
             </w:r>
           </w:p>
         </w:tc>
@@ -2028,6 +2081,76 @@
                 <w:szCs w:val="19"/>
               </w:rPr>
               <w:t xml:space="preserve">—</w:t>
+            </w:r>
+          </w:p>
+        </w:tc>
+      </w:tr>
+      <w:tr>
+        <w:tc>
+          <w:tcPr>
+            <w:tcW w:type="dxa" w:w="2200"/>
+          </w:tcPr>
+          <w:p>
+            <w:r>
+              <w:rPr>
+                <w:rFonts w:ascii="WenQuanYi Zen Hei" w:cs="WenQuanYi Zen Hei" w:eastAsia="WenQuanYi Zen Hei" w:hAnsi="WenQuanYi Zen Hei"/>
+                <w:b w:val="false"/>
+                <w:bCs w:val="false"/>
+                <w:sz w:val="19"/>
+                <w:szCs w:val="19"/>
+              </w:rPr>
+              <w:t xml:space="preserve">交付重放闭环 gap</w:t>
+            </w:r>
+          </w:p>
+        </w:tc>
+        <w:tc>
+          <w:tcPr>
+            <w:tcW w:type="dxa" w:w="3400"/>
+          </w:tcPr>
+          <w:p>
+            <w:r>
+              <w:rPr>
+                <w:rFonts w:ascii="WenQuanYi Zen Hei" w:cs="WenQuanYi Zen Hei" w:eastAsia="WenQuanYi Zen Hei" w:hAnsi="WenQuanYi Zen Hei"/>
+                <w:b w:val="false"/>
+                <w:bCs w:val="false"/>
+                <w:sz w:val="19"/>
+                <w:szCs w:val="19"/>
+              </w:rPr>
+              <w:t xml:space="preserve">10 种子 × 全序列,残差按 apply 配方字面回注干净波形 vs 文件自身实测 EVM</w:t>
+            </w:r>
+          </w:p>
+        </w:tc>
+        <w:tc>
+          <w:tcPr>
+            <w:tcW w:type="dxa" w:w="2200"/>
+          </w:tcPr>
+          <w:p>
+            <w:r>
+              <w:rPr>
+                <w:rFonts w:ascii="WenQuanYi Zen Hei" w:cs="WenQuanYi Zen Hei" w:eastAsia="WenQuanYi Zen Hei" w:hAnsi="WenQuanYi Zen Hei"/>
+                <w:b w:val="false"/>
+                <w:bCs w:val="false"/>
+                <w:sz w:val="19"/>
+                <w:szCs w:val="19"/>
+              </w:rPr>
+              <w:t xml:space="preserve">TX −0.45±0.51 / RX +0.42±0.45 dB</w:t>
+            </w:r>
+          </w:p>
+        </w:tc>
+        <w:tc>
+          <w:tcPr>
+            <w:tcW w:type="dxa" w:w="2000"/>
+          </w:tcPr>
+          <w:p>
+            <w:r>
+              <w:rPr>
+                <w:rFonts w:ascii="WenQuanYi Zen Hei" w:cs="WenQuanYi Zen Hei" w:eastAsia="WenQuanYi Zen Hei" w:hAnsi="WenQuanYi Zen Hei"/>
+                <w:b w:val="false"/>
+                <w:bCs w:val="false"/>
+                <w:sz w:val="19"/>
+                <w:szCs w:val="19"/>
+              </w:rPr>
+              <w:t xml:space="preserve">±2 dB 判决带</w:t>
             </w:r>
           </w:p>
         </w:tc>
@@ -2254,19 +2377,7 @@
           <w:sz w:val="21"/>
           <w:szCs w:val="21"/>
         </w:rPr>
-        <w:t xml:space="preserve">附:frac-N 脏信道规避——默认综合器参数下 6 GHz 频段 320 MHz 模式 59 个信道中 7 个存在带内杂散超标(近整数信道最差),需信道相关规避表。</w:t>
-      </w:r>
-    </w:p>
-    <w:p>
-      <w:pPr>
-        <w:pStyle w:val="Heading1"/>
-        <w:spacing w:after="160" w:before="280"/>
-      </w:pPr>
-      <w:r>
-        <w:rPr>
-          <w:rFonts w:ascii="WenQuanYi Zen Hei" w:cs="WenQuanYi Zen Hei" w:eastAsia="WenQuanYi Zen Hei" w:hAnsi="WenQuanYi Zen Hei"/>
-        </w:rPr>
-        <w:t xml:space="preserve">8 交付接口</w:t>
+        <w:t xml:space="preserve">洞察 5:窄带模式校准激励频率必须随带宽缩放(scaled_probe)——23 MHz 探测音在 20 MHz 信道是带外音,这是窄带校准失败的唯一功能性原因;corner 比例全带宽统一(TX 1.3×、RX 1.12×)不放宽:EVM 指标不给 blocker 定价,corner 规格必须给。曾试的窄带 3× 策略因邻道模拟抑制塌到 ~0 dB 而撤销。</w:t>
       </w:r>
     </w:p>
     <w:p>
@@ -2284,7 +2395,7 @@
           <w:sz w:val="21"/>
           <w:szCs w:val="21"/>
         </w:rPr>
-        <w:t xml:space="preserve">Python 包 wifitrx(pip 可安装,依赖 numpy/scipy/matplotlib):TxChain/RxChain/MimoTrx、run_full_cal、报告生成器、GUI 工作台。</w:t>
+        <w:t xml:space="preserve">洞察 6:先校准测量仪器,再给电路定规格——“corner 越紧 ISI 越大”的 EVM 地板实为测试接收机时延补偿的循环 FFT 移位伪影(幅度正比滤波器群时延、反比 FFT 长度,完美伪装成物理地板);两层修复后 1.3× corner 的真实地板在 −55 dB。凡是随测量配置漂移的结论,先怀疑测量本身。</w:t>
       </w:r>
     </w:p>
     <w:p>
@@ -2302,7 +2413,7 @@
           <w:sz w:val="21"/>
           <w:szCs w:val="21"/>
         </w:rPr>
-        <w:t xml:space="preserve">校正状态 JSON(wifitrx-cal-state-v1):dc_pre、w1/w2 复 FIR(2×2 实 MIMO 等价形式在文档给出)、逐档 DC 表、增益码、MIMO 相位/时延对齐;模拟调谐码(rc_code、im2_trim)随参数记录。</w:t>
+        <w:t xml:space="preserve">洞察 7:AGC 把 VGA 输出电平钉死,基带输出参考压缩的 EVM 代价因此与天线功率无关(实测 −40 与 −20 dBm 处同为 +2.55 dB),只能加大 ADC backoff 缓解——adc_backoff_db 从自由参数变成有价参数:1.0 Vpp 摆幅下最优 backoff ≥18 dB,现行 12 dB 要多付约 2.6 dB EVM。</w:t>
       </w:r>
     </w:p>
     <w:p>
@@ -2320,7 +2431,7 @@
           <w:sz w:val="21"/>
           <w:szCs w:val="21"/>
         </w:rPr>
-        <w:t xml:space="preserve">联合验证 handoff:波形格式 wifitrx-wave-v1(.npz,含 fs/带宽/幅度约定元数据与中文校验),CLI python -m wifitrx.handoff run|regress,批量对账单;EVM 在通信侧解调闭环。</w:t>
+        <w:t xml:space="preserve">洞察 8:EVM 贡献分解必须用隔离法(只开该损伤的链路直读),不能“全量减去关掉某源”——相减把交叉项 2Re⟨e_源,e_其余⟩ 记到该源头上,对确定性源不小:实测基带天花板在 1.0 Vpp 处交叉项占 48%,把 OIP3 斜率从 −2.0 压到 −1.5 dB/dB,系统性低估加摆幅/加 backoff 的收益。隔离曲线不满足功率相加,不能当预算表逐项加。</w:t>
       </w:r>
     </w:p>
     <w:p>
@@ -2338,7 +2449,7 @@
           <w:sz w:val="21"/>
           <w:szCs w:val="21"/>
         </w:rPr>
-        <w:t xml:space="preserve">电路数据导入:PA HB AM-AM/AM-PM CSV、LPF AC CSV(自动拟合 corner/阶数/rc_error)、PLL 相噪 CSV;schema 见 docs/circuit_data_zh.md,circuit_data/ 有模板。</w:t>
+        <w:t xml:space="preserve">洞察 9:AGC 切换门限是 320 MHz 锚定的——平衡点 t=(2·IIP3+NF+(−174+10log10 BW))/3 随带宽 1/3 移动,20 MHz 下每档偏高 4.0 dB。重解门限(agc_rebw)后 20 MHz/4096-QAM 强信号段平均 EVM 好 1.16 dB;同档点差恰为 0.00 dB,收益全部来自换档位置改变的点。</w:t>
       </w:r>
     </w:p>
     <w:p>
@@ -2356,19 +2467,7 @@
           <w:sz w:val="21"/>
           <w:szCs w:val="21"/>
         </w:rPr>
-        <w:t xml:space="preserve">数字组交付:定点化位宽扫描(w2 12-bit 损失 &lt;0.5 dB)、C header/CSV 系数导出、bit-true RTL 对拍向量(npz+CSV,重放自校验)。</w:t>
-      </w:r>
-    </w:p>
-    <w:p>
-      <w:pPr>
-        <w:pStyle w:val="Heading1"/>
-        <w:spacing w:after="160" w:before="280"/>
-      </w:pPr>
-      <w:r>
-        <w:rPr>
-          <w:rFonts w:ascii="WenQuanYi Zen Hei" w:cs="WenQuanYi Zen Hei" w:eastAsia="WenQuanYi Zen Hei" w:hAnsi="WenQuanYi Zen Hei"/>
-        </w:rPr>
-        <w:t xml:space="preserve">9 已知简化与边界</w:t>
+        <w:t xml:space="preserve">洞察 10:复包络模型注入 IM3 的双音组合系数是 1,不是实通带教科书的 3/4——搬错约定注入项整体高 2.5 dB;且立方必须在 2× 过采样下施加再带限回原速率,否则带外三阶产物混叠进带内又高 ~2.5 dB。两个错都由交付件自带的 RX 视角重放闭环以 +1.3 dB 系统偏置暴露(备忘录 B13),而非代码审查。</w:t>
       </w:r>
     </w:p>
     <w:p>
@@ -2386,7 +2485,19 @@
           <w:sz w:val="21"/>
           <w:szCs w:val="21"/>
         </w:rPr>
-        <w:t xml:space="preserve">DAC/ADC 镜像/replica 不建模(单一仿真采样率);ZOH droop 可选。</w:t>
+        <w:t xml:space="preserve">附:frac-N 脏信道规避——默认综合器参数下 6 GHz 频段 320 MHz 模式 59 个信道中 7 个存在带内杂散超标(近整数信道最差),需信道相关规避表。</w:t>
+      </w:r>
+    </w:p>
+    <w:p>
+      <w:pPr>
+        <w:pStyle w:val="Heading1"/>
+        <w:spacing w:after="160" w:before="280"/>
+      </w:pPr>
+      <w:r>
+        <w:rPr>
+          <w:rFonts w:ascii="WenQuanYi Zen Hei" w:cs="WenQuanYi Zen Hei" w:eastAsia="WenQuanYi Zen Hei" w:hAnsi="WenQuanYi Zen Hei"/>
+        </w:rPr>
+        <w:t xml:space="preserve">8 交付接口</w:t>
       </w:r>
     </w:p>
     <w:p>
@@ -2404,7 +2515,7 @@
           <w:sz w:val="21"/>
           <w:szCs w:val="21"/>
         </w:rPr>
-        <w:t xml:space="preserve">无信道编码与完整 802.11be 帧结构——全链路调制解调由通信算法团队 PHY 负责;本仓库仅有 L-LTF 类简化前导与 pilot。</w:t>
+        <w:t xml:space="preserve">Python 包 wifitrx(pip 可安装,依赖 numpy/scipy/matplotlib):TxChain/RxChain/MimoTrx、run_full_cal、报告生成器、GUI 工作台。</w:t>
       </w:r>
     </w:p>
     <w:p>
@@ -2422,7 +2533,7 @@
           <w:sz w:val="21"/>
           <w:szCs w:val="21"/>
         </w:rPr>
-        <w:t xml:space="preserve">镜像抑制混频器、谐波混频、频变互耦(MIMO 解耦为平坦矩阵)未建模。</w:t>
+        <w:t xml:space="preserve">校正状态 JSON(wifitrx-cal-state-v1):dc_pre、w1/w2 复 FIR(2×2 实 MIMO 等价形式在文档给出)、逐档 DC 表、增益码、MIMO 相位/时延对齐;模拟调谐码(rc_code、im2_trim)随参数记录。</w:t>
       </w:r>
     </w:p>
     <w:p>
@@ -2440,7 +2551,7 @@
           <w:sz w:val="21"/>
           <w:szCs w:val="21"/>
         </w:rPr>
-        <w:t xml:space="preserve">PA 温漂为参数化标量状态;真实温度动力学、记忆热效应留待后续。</w:t>
+        <w:t xml:space="preserve">残差表(residuals):校准态 JSON 内嵌每个 step.metric 的六元组 spec——unit/meaning/better/role/apply/plane;role∈impairment(可回注)/figure/condition/total(总量,永不回注),plane∈tx/rx/loopback(重放按视角过滤);重复测量以 DUPLICATES 数据对声明;conditions 记录带宽/QAM/符号数/种子/LPF 阶数等复现条件。JSON 旁自动生成 README.md 速查表,由数据自生成、逐字节可复现(测试钉死)。</w:t>
       </w:r>
     </w:p>
     <w:p>
@@ -2458,7 +2569,235 @@
           <w:sz w:val="21"/>
           <w:szCs w:val="21"/>
         </w:rPr>
+        <w:t xml:space="preserve">重放闭环:python -m wifitrx.handoff replay --view tx|rx——把残差按各自 apply 配方字面注入干净波形,与文件自身实测 EVM 对账(explained/measured/unexplained 三数一账),判决带 ±2 dB。重放器不 import wifitrx.chain/cal(防循环自证);每个残差键必须 applied/skipped(带原因)/dropped_duplicate 三选一记账;闭环内任何项不得由闭环目标解出。伪造更优残差的包会被负 gap 当场拒收。</w:t>
+      </w:r>
+    </w:p>
+    <w:p>
+      <w:pPr>
+        <w:pStyle w:val="ListParagraph"/>
+        <w:numPr>
+          <w:ilvl w:val="0"/>
+          <w:numId w:val="2"/>
+        </w:numPr>
+        <w:spacing w:after="60"/>
+      </w:pPr>
+      <w:r>
+        <w:rPr>
+          <w:rFonts w:ascii="WenQuanYi Zen Hei" w:cs="WenQuanYi Zen Hei" w:eastAsia="WenQuanYi Zen Hei" w:hAnsi="WenQuanYi Zen Hei"/>
+          <w:sz w:val="21"/>
+          <w:szCs w:val="21"/>
+        </w:rPr>
+        <w:t xml:space="preserve">RX 实测三件套随包交付:有效 NF(空闲信道过整链,吸收量化与残差)、跟踪后相位误差(逐符号均值+斜率去除;刻意不称相噪——含状态相关角度贡献)、双音 IM3——三者皆在环回耦合电平落到的 AGC 档上实测。</w:t>
+      </w:r>
+    </w:p>
+    <w:p>
+      <w:pPr>
+        <w:pStyle w:val="ListParagraph"/>
+        <w:numPr>
+          <w:ilvl w:val="0"/>
+          <w:numId w:val="2"/>
+        </w:numPr>
+        <w:spacing w:after="60"/>
+      </w:pPr>
+      <w:r>
+        <w:rPr>
+          <w:rFonts w:ascii="WenQuanYi Zen Hei" w:cs="WenQuanYi Zen Hei" w:eastAsia="WenQuanYi Zen Hei" w:hAnsi="WenQuanYi Zen Hei"/>
+          <w:sz w:val="21"/>
+          <w:szCs w:val="21"/>
+        </w:rPr>
+        <w:t xml:space="preserve">stdlib-only 检查器 wifitrx.handoff.inspector:残差面自洽性核查(有值无 spec=错误、有 spec 无值=警告、重复对=信息),交付方无需安装 numpy 即可验包。</w:t>
+      </w:r>
+    </w:p>
+    <w:p>
+      <w:pPr>
+        <w:pStyle w:val="ListParagraph"/>
+        <w:numPr>
+          <w:ilvl w:val="0"/>
+          <w:numId w:val="2"/>
+        </w:numPr>
+        <w:spacing w:after="60"/>
+      </w:pPr>
+      <w:r>
+        <w:rPr>
+          <w:rFonts w:ascii="WenQuanYi Zen Hei" w:cs="WenQuanYi Zen Hei" w:eastAsia="WenQuanYi Zen Hei" w:hAnsi="WenQuanYi Zen Hei"/>
+          <w:sz w:val="21"/>
+          <w:szCs w:val="21"/>
+        </w:rPr>
+        <w:t xml:space="preserve">联合验证 handoff:波形格式 wifitrx-wave-v1(.npz,含 fs/带宽/幅度约定元数据与中文校验),CLI python -m wifitrx.handoff run|regress,批量对账单;EVM 在通信侧解调闭环。</w:t>
+      </w:r>
+    </w:p>
+    <w:p>
+      <w:pPr>
+        <w:pStyle w:val="ListParagraph"/>
+        <w:numPr>
+          <w:ilvl w:val="0"/>
+          <w:numId w:val="2"/>
+        </w:numPr>
+        <w:spacing w:after="60"/>
+      </w:pPr>
+      <w:r>
+        <w:rPr>
+          <w:rFonts w:ascii="WenQuanYi Zen Hei" w:cs="WenQuanYi Zen Hei" w:eastAsia="WenQuanYi Zen Hei" w:hAnsi="WenQuanYi Zen Hei"/>
+          <w:sz w:val="21"/>
+          <w:szCs w:val="21"/>
+        </w:rPr>
+        <w:t xml:space="preserve">电路数据导入:PA HB AM-AM/AM-PM CSV、LPF AC CSV(自动拟合 corner/阶数/rc_error)、PLL 相噪 CSV;schema 见 docs/circuit_data_zh.md,circuit_data/ 有模板。</w:t>
+      </w:r>
+    </w:p>
+    <w:p>
+      <w:pPr>
+        <w:pStyle w:val="ListParagraph"/>
+        <w:numPr>
+          <w:ilvl w:val="0"/>
+          <w:numId w:val="2"/>
+        </w:numPr>
+        <w:spacing w:after="60"/>
+      </w:pPr>
+      <w:r>
+        <w:rPr>
+          <w:rFonts w:ascii="WenQuanYi Zen Hei" w:cs="WenQuanYi Zen Hei" w:eastAsia="WenQuanYi Zen Hei" w:hAnsi="WenQuanYi Zen Hei"/>
+          <w:sz w:val="21"/>
+          <w:szCs w:val="21"/>
+        </w:rPr>
+        <w:t xml:space="preserve">数字组交付:定点化位宽扫描(w2 12-bit 损失 &lt;0.5 dB)、C header/CSV 系数导出、bit-true RTL 对拍向量(npz+CSV,重放自校验)。</w:t>
+      </w:r>
+    </w:p>
+    <w:p>
+      <w:pPr>
+        <w:pStyle w:val="Heading1"/>
+        <w:spacing w:after="160" w:before="280"/>
+      </w:pPr>
+      <w:r>
+        <w:rPr>
+          <w:rFonts w:ascii="WenQuanYi Zen Hei" w:cs="WenQuanYi Zen Hei" w:eastAsia="WenQuanYi Zen Hei" w:hAnsi="WenQuanYi Zen Hei"/>
+        </w:rPr>
+        <w:t xml:space="preserve">9 已知简化与边界</w:t>
+      </w:r>
+    </w:p>
+    <w:p>
+      <w:pPr>
+        <w:pStyle w:val="ListParagraph"/>
+        <w:numPr>
+          <w:ilvl w:val="0"/>
+          <w:numId w:val="2"/>
+        </w:numPr>
+        <w:spacing w:after="60"/>
+      </w:pPr>
+      <w:r>
+        <w:rPr>
+          <w:rFonts w:ascii="WenQuanYi Zen Hei" w:cs="WenQuanYi Zen Hei" w:eastAsia="WenQuanYi Zen Hei" w:hAnsi="WenQuanYi Zen Hei"/>
+          <w:sz w:val="21"/>
+          <w:szCs w:val="21"/>
+        </w:rPr>
+        <w:t xml:space="preserve">DAC/ADC 镜像/replica 不建模(单一仿真采样率);ZOH droop 可选。</w:t>
+      </w:r>
+    </w:p>
+    <w:p>
+      <w:pPr>
+        <w:pStyle w:val="ListParagraph"/>
+        <w:numPr>
+          <w:ilvl w:val="0"/>
+          <w:numId w:val="2"/>
+        </w:numPr>
+        <w:spacing w:after="60"/>
+      </w:pPr>
+      <w:r>
+        <w:rPr>
+          <w:rFonts w:ascii="WenQuanYi Zen Hei" w:cs="WenQuanYi Zen Hei" w:eastAsia="WenQuanYi Zen Hei" w:hAnsi="WenQuanYi Zen Hei"/>
+          <w:sz w:val="21"/>
+          <w:szCs w:val="21"/>
+        </w:rPr>
+        <w:t xml:space="preserve">无信道编码与完整 802.11be 帧结构——全链路调制解调由通信算法团队 PHY 负责;本仓库仅有 L-LTF 类简化前导与 pilot。</w:t>
+      </w:r>
+    </w:p>
+    <w:p>
+      <w:pPr>
+        <w:pStyle w:val="ListParagraph"/>
+        <w:numPr>
+          <w:ilvl w:val="0"/>
+          <w:numId w:val="2"/>
+        </w:numPr>
+        <w:spacing w:after="60"/>
+      </w:pPr>
+      <w:r>
+        <w:rPr>
+          <w:rFonts w:ascii="WenQuanYi Zen Hei" w:cs="WenQuanYi Zen Hei" w:eastAsia="WenQuanYi Zen Hei" w:hAnsi="WenQuanYi Zen Hei"/>
+          <w:sz w:val="21"/>
+          <w:szCs w:val="21"/>
+        </w:rPr>
+        <w:t xml:space="preserve">镜像抑制混频器、谐波混频、频变互耦(MIMO 解耦为平坦矩阵)未建模。</w:t>
+      </w:r>
+    </w:p>
+    <w:p>
+      <w:pPr>
+        <w:pStyle w:val="ListParagraph"/>
+        <w:numPr>
+          <w:ilvl w:val="0"/>
+          <w:numId w:val="2"/>
+        </w:numPr>
+        <w:spacing w:after="60"/>
+      </w:pPr>
+      <w:r>
+        <w:rPr>
+          <w:rFonts w:ascii="WenQuanYi Zen Hei" w:cs="WenQuanYi Zen Hei" w:eastAsia="WenQuanYi Zen Hei" w:hAnsi="WenQuanYi Zen Hei"/>
+          <w:sz w:val="21"/>
+          <w:szCs w:val="21"/>
+        </w:rPr>
+        <w:t xml:space="preserve">PA 温漂为参数化标量状态;真实温度动力学、记忆热效应留待后续。</w:t>
+      </w:r>
+    </w:p>
+    <w:p>
+      <w:pPr>
+        <w:pStyle w:val="ListParagraph"/>
+        <w:numPr>
+          <w:ilvl w:val="0"/>
+          <w:numId w:val="2"/>
+        </w:numPr>
+        <w:spacing w:after="60"/>
+      </w:pPr>
+      <w:r>
+        <w:rPr>
+          <w:rFonts w:ascii="WenQuanYi Zen Hei" w:cs="WenQuanYi Zen Hei" w:eastAsia="WenQuanYi Zen Hei" w:hAnsi="WenQuanYi Zen Hei"/>
+          <w:sz w:val="21"/>
+          <w:szCs w:val="21"/>
+        </w:rPr>
         <w:t xml:space="preserve">环回相噪按共 LO 精确相关(含路径延迟去相关);独立辅助综合器场景以 shared_lo=False 支持。</w:t>
+      </w:r>
+    </w:p>
+    <w:p>
+      <w:pPr>
+        <w:pStyle w:val="ListParagraph"/>
+        <w:numPr>
+          <w:ilvl w:val="0"/>
+          <w:numId w:val="2"/>
+        </w:numPr>
+        <w:spacing w:after="60"/>
+      </w:pPr>
+      <w:r>
+        <w:rPr>
+          <w:rFonts w:ascii="WenQuanYi Zen Hei" w:cs="WenQuanYi Zen Hei" w:eastAsia="WenQuanYi Zen Hei" w:hAnsi="WenQuanYi Zen Hei"/>
+          <w:sz w:val="21"/>
+          <w:szCs w:val="21"/>
+        </w:rPr>
+        <w:t xml:space="preserve">模拟基带的噪声密度/输出摆幅是与 8 档表自洽推导的占位参数,待电路组逐档噪声表交付后把 noise_v_sqrthz 升级为按 VGA 档查表(接口已留)。</w:t>
+      </w:r>
+    </w:p>
+    <w:p>
+      <w:pPr>
+        <w:pStyle w:val="ListParagraph"/>
+        <w:numPr>
+          <w:ilvl w:val="0"/>
+          <w:numId w:val="2"/>
+        </w:numPr>
+        <w:spacing w:after="60"/>
+      </w:pPr>
+      <w:r>
+        <w:rPr>
+          <w:rFonts w:ascii="WenQuanYi Zen Hei" w:cs="WenQuanYi Zen Hei" w:eastAsia="WenQuanYi Zen Hei" w:hAnsi="WenQuanYi Zen Hei"/>
+          <w:sz w:val="21"/>
+          <w:szCs w:val="21"/>
+        </w:rPr>
+        <w:t xml:space="preserve">link/mcs.py 的 snr_req_db 为估计值,待链路仿真组 PER 门限替换——当前唯一阻塞交付的开口项。</w:t>
       </w:r>
     </w:p>
     <w:sectPr>

--- a/docs/wifitrx_design_spec.docx
+++ b/docs/wifitrx_design_spec.docx
@@ -1503,7 +1503,7 @@
                 <w:sz w:val="19"/>
                 <w:szCs w:val="19"/>
               </w:rPr>
-              <w:t xml:space="preserve">−41.1 dB(未校 −24.5)</w:t>
+              <w:t xml:space="preserve">−40.2 dB(未校 −25.7)</w:t>
             </w:r>
           </w:p>
         </w:tc>
